--- a/downloads/activities/ostrich-eggs-party-b.docx
+++ b/downloads/activities/ostrich-eggs-party-b.docx
@@ -305,7 +305,6 @@
               <w:t xml:space="preserve">You are the Chief Chemist for the XYZ Chemical Company, </w:t>
             </w:r>
             <w:proofErr w:type="spellStart"/>
-            <w:proofErr w:type="gramStart"/>
             <w:r>
               <w:rPr>
                 <w:rFonts w:ascii="Arial" w:hAnsi="Arial"/>
@@ -315,7 +314,6 @@
               <w:t>a</w:t>
             </w:r>
             <w:proofErr w:type="spellEnd"/>
-            <w:proofErr w:type="gramEnd"/>
             <w:r>
               <w:rPr>
                 <w:rFonts w:ascii="Arial" w:hAnsi="Arial"/>
@@ -425,25 +423,15 @@
                 <w:sz w:val="22"/>
                 <w:szCs w:val="22"/>
               </w:rPr>
-              <w:t xml:space="preserve">The only owner of these rare </w:t>
-            </w:r>
-            <w:proofErr w:type="gramStart"/>
-            <w:r>
-              <w:rPr>
-                <w:rFonts w:ascii="Arial" w:hAnsi="Arial"/>
-                <w:sz w:val="22"/>
-                <w:szCs w:val="22"/>
-              </w:rPr>
-              <w:t>ostriches</w:t>
-            </w:r>
-            <w:proofErr w:type="gramEnd"/>
-            <w:r>
-              <w:rPr>
-                <w:rFonts w:ascii="Arial" w:hAnsi="Arial"/>
-                <w:sz w:val="22"/>
-                <w:szCs w:val="22"/>
-              </w:rPr>
-              <w:t xml:space="preserve"> lives in a remote part of Africa. </w:t>
+              <w:t xml:space="preserve">The only owner of these rare ostriches lives in a remote part of Africa. </w:t>
+            </w:r>
+            <w:r>
+              <w:rPr>
+                <w:rFonts w:ascii="Arial" w:hAnsi="Arial"/>
+                <w:sz w:val="22"/>
+                <w:szCs w:val="22"/>
+              </w:rPr>
+              <w:t>You do not think that he knows that there will be a new and increased demand for his eggs this year.</w:t>
             </w:r>
             <w:r>
               <w:rPr>
@@ -543,7 +531,6 @@
                 <w:sz w:val="28"/>
                 <w:szCs w:val="28"/>
               </w:rPr>
-              <w:lastRenderedPageBreak/>
               <w:t xml:space="preserve">ROLE OF </w:t>
             </w:r>
             <w:r>
@@ -579,23 +566,6 @@
           </w:p>
           <w:p>
             <w:pPr>
-              <w:rPr>
-                <w:rFonts w:ascii="Arial" w:hAnsi="Arial"/>
-                <w:sz w:val="22"/>
-                <w:szCs w:val="22"/>
-              </w:rPr>
-            </w:pPr>
-            <w:r>
-              <w:rPr>
-                <w:rFonts w:ascii="Arial" w:hAnsi="Arial"/>
-                <w:sz w:val="22"/>
-                <w:szCs w:val="22"/>
-              </w:rPr>
-              <w:t>You do not think that he knows that there will be a new and increased demand for his eggs this year.</w:t>
-            </w:r>
-          </w:p>
-          <w:p>
-            <w:pPr>
               <w:spacing w:line="276" w:lineRule="auto"/>
               <w:rPr>
                 <w:rFonts w:ascii="Arial" w:hAnsi="Arial"/>
@@ -643,7 +613,6 @@
               </w:rPr>
               <w:t xml:space="preserve">Your assignment is </w:t>
             </w:r>
-            <w:proofErr w:type="gramStart"/>
             <w:r>
               <w:rPr>
                 <w:rFonts w:ascii="Arial" w:hAnsi="Arial"/>
@@ -652,9 +621,8 @@
                 <w:sz w:val="22"/>
                 <w:szCs w:val="22"/>
               </w:rPr>
-              <w:t>get</w:t>
-            </w:r>
-            <w:proofErr w:type="gramEnd"/>
+              <w:t xml:space="preserve">to </w:t>
+            </w:r>
             <w:r>
               <w:rPr>
                 <w:rFonts w:ascii="Arial" w:hAnsi="Arial"/>
@@ -663,9 +631,8 @@
                 <w:sz w:val="22"/>
                 <w:szCs w:val="22"/>
               </w:rPr>
-              <w:t xml:space="preserve"> as </w:t>
-            </w:r>
-            <w:proofErr w:type="gramStart"/>
+              <w:t>get as many of the spotted ostrich eggs as possible</w:t>
+            </w:r>
             <w:r>
               <w:rPr>
                 <w:rFonts w:ascii="Arial" w:hAnsi="Arial"/>
@@ -674,9 +641,8 @@
                 <w:sz w:val="22"/>
                 <w:szCs w:val="22"/>
               </w:rPr>
-              <w:t>many of the</w:t>
-            </w:r>
-            <w:proofErr w:type="gramEnd"/>
+              <w:t xml:space="preserve"> (preferably, all the eggs)</w:t>
+            </w:r>
             <w:r>
               <w:rPr>
                 <w:rFonts w:ascii="Arial" w:hAnsi="Arial"/>
@@ -685,7 +651,7 @@
                 <w:sz w:val="22"/>
                 <w:szCs w:val="22"/>
               </w:rPr>
-              <w:t xml:space="preserve"> spotted ostrich eggs as possible.</w:t>
+              <w:t>.</w:t>
             </w:r>
             <w:r>
               <w:rPr>
@@ -796,7 +762,27 @@
                 <w:sz w:val="22"/>
                 <w:szCs w:val="22"/>
               </w:rPr>
-              <w:t>You are going to convince this person that your need for the eggs is so great you should get this year’s crop.</w:t>
+              <w:t xml:space="preserve">You are going to convince this person that your need for the eggs is so great you should get </w:t>
+            </w:r>
+            <w:r>
+              <w:rPr>
+                <w:rFonts w:ascii="Arial" w:hAnsi="Arial"/>
+                <w:b/>
+                <w:bCs/>
+                <w:sz w:val="22"/>
+                <w:szCs w:val="22"/>
+              </w:rPr>
+              <w:t xml:space="preserve">all of </w:t>
+            </w:r>
+            <w:r>
+              <w:rPr>
+                <w:rFonts w:ascii="Arial" w:hAnsi="Arial"/>
+                <w:b/>
+                <w:bCs/>
+                <w:sz w:val="22"/>
+                <w:szCs w:val="22"/>
+              </w:rPr>
+              <w:t>this year’s crop.</w:t>
             </w:r>
             <w:r>
               <w:rPr>
